--- a/销售数据分析报告.docx
+++ b/销售数据分析报告.docx
@@ -1,14 +1,22 @@
 
 <file path=word/document.xml><?xml version="1.0" encoding="utf-8"?>
-<w:document xmlns:wpc="http://schemas.microsoft.com/office/word/2010/wordprocessingCanvas" xmlns:mc="http://schemas.openxmlformats.org/markup-compatibility/2006" xmlns:o="urn:schemas-microsoft-com:office:office" xmlns:r="http://schemas.openxmlformats.org/officeDocument/2006/relationships" xmlns:m="http://schemas.openxmlformats.org/officeDocument/2006/math" xmlns:v="urn:schemas-microsoft-com:vml" xmlns:wp14="http://schemas.microsoft.com/office/word/2010/wordprocessingDrawing" xmlns:wp="http://schemas.openxmlformats.org/drawingml/2006/wordprocessingDrawing" xmlns:w="http://schemas.openxmlformats.org/wordprocessingml/2006/main" xmlns:w14="http://schemas.microsoft.com/office/word/2010/wordml" xmlns:w10="urn:schemas-microsoft-com:office:word" xmlns:w15="http://schemas.microsoft.com/office/word/2012/wordml" xmlns:wpg="http://schemas.microsoft.com/office/word/2010/wordprocessingGroup" xmlns:wpi="http://schemas.microsoft.com/office/word/2010/wordprocessingInk" xmlns:wne="http://schemas.microsoft.com/office/word/2006/wordml" xmlns:wps="http://schemas.microsoft.com/office/word/2010/wordprocessingShape" xmlns:wpsCustomData="http://www.wps.cn/officeDocument/2013/wpsCustomData" mc:Ignorable="w14 w15 wp14">
+<w:document xmlns:wpc="http://schemas.microsoft.com/office/word/2010/wordprocessingCanvas" xmlns:cx="http://schemas.microsoft.com/office/drawing/2014/chartex" xmlns:cx1="http://schemas.microsoft.com/office/drawing/2015/9/8/chartex" xmlns:cx2="http://schemas.microsoft.com/office/drawing/2015/10/21/chartex" xmlns:cx3="http://schemas.microsoft.com/office/drawing/2016/5/9/chartex" xmlns:cx4="http://schemas.microsoft.com/office/drawing/2016/5/10/chartex" xmlns:cx5="http://schemas.microsoft.com/office/drawing/2016/5/11/chartex" xmlns:cx6="http://schemas.microsoft.com/office/drawing/2016/5/12/chartex" xmlns:cx7="http://schemas.microsoft.com/office/drawing/2016/5/13/chartex" xmlns:cx8="http://schemas.microsoft.com/office/drawing/2016/5/14/chartex" xmlns:mc="http://schemas.openxmlformats.org/markup-compatibility/2006" xmlns:o="urn:schemas-microsoft-com:office:office" xmlns:r="http://schemas.openxmlformats.org/officeDocument/2006/relationships" xmlns:m="http://schemas.openxmlformats.org/officeDocument/2006/math" xmlns:v="urn:schemas-microsoft-com:vml" xmlns:wp14="http://schemas.microsoft.com/office/word/2010/wordprocessingDrawing" xmlns:wp="http://schemas.openxmlformats.org/drawingml/2006/wordprocessingDrawing" xmlns:w="http://schemas.openxmlformats.org/wordprocessingml/2006/main" xmlns:w14="http://schemas.microsoft.com/office/word/2010/wordml" xmlns:w10="urn:schemas-microsoft-com:office:word" xmlns:w15="http://schemas.microsoft.com/office/word/2012/wordml" xmlns:wpg="http://schemas.microsoft.com/office/word/2010/wordprocessingGroup" xmlns:wpi="http://schemas.microsoft.com/office/word/2010/wordprocessingInk" xmlns:wne="http://schemas.microsoft.com/office/word/2006/wordml" xmlns:wps="http://schemas.microsoft.com/office/word/2010/wordprocessingShape" xmlns:wpsCustomData="http://www.wps.cn/officeDocument/2013/wpsCustomData" mc:Ignorable="w14 w15 wp14">
   <w:body>
     <w:p>
       <w:pPr>
         <w:pStyle w:val="31"/>
+        <w:rPr>
+          <w:rFonts w:hint="eastAsia" w:ascii="微软雅黑" w:hAnsi="微软雅黑" w:eastAsia="微软雅黑" w:cs="微软雅黑"/>
+        </w:rPr>
       </w:pPr>
       <w:r>
+        <w:rPr>
+          <w:rFonts w:hint="eastAsia" w:ascii="微软雅黑" w:hAnsi="微软雅黑" w:eastAsia="微软雅黑" w:cs="微软雅黑"/>
+        </w:rPr>
         <w:t>理想汽车 2026年7月销售数据分析报告</w:t>
       </w:r>
+      <w:bookmarkStart w:id="0" w:name="_GoBack"/>
+      <w:bookmarkEnd w:id="0"/>
     </w:p>
     <w:p>
       <w:r>
@@ -1385,19 +1393,11 @@
       </w:r>
     </w:p>
     <w:p>
-      <w:bookmarkStart w:id="0" w:name="_GoBack"/>
       <w:r>
         <w:rPr>
           <w:rFonts w:ascii="微软雅黑" w:hAnsi="微软雅黑" w:eastAsia="微软雅黑"/>
         </w:rPr>
-        <w:t>📊 文字分析：各星期成交台数高度接近（周一至周日约 65~71 台，仅周二略低）。这主要受</w:t>
-      </w:r>
-      <w:bookmarkEnd w:id="0"/>
-      <w:r>
-        <w:rPr>
-          <w:rFonts w:ascii="微软雅黑" w:hAnsi="微软雅黑" w:eastAsia="微软雅黑"/>
-        </w:rPr>
-        <w:t>数据周期影响（4 整周叠加），工作日与周末差异不大，反映当前门店到店与成交节奏较为均匀，未形成明显的周末脉冲，可能与该车型目标客群到店习惯有关。</w:t>
+        <w:t>📊 文字分析：各星期成交台数高度接近（周一至周日约 65~71 台，仅周二略低）。这主要受数据周期影响（4 整周叠加），工作日与周末差异不大，反映当前门店到店与成交节奏较为均匀，未形成明显的周末脉冲，可能与该车型目标客群到店习惯有关。</w:t>
       </w:r>
     </w:p>
     <w:p>
@@ -1645,14 +1645,6 @@
       </w:tr>
       <w:tr>
         <w:tblPrEx>
-          <w:tblBorders>
-            <w:top w:val="single" w:color="4F81BD" w:themeColor="accent1" w:sz="8" w:space="0"/>
-            <w:left w:val="single" w:color="4F81BD" w:themeColor="accent1" w:sz="8" w:space="0"/>
-            <w:bottom w:val="single" w:color="4F81BD" w:themeColor="accent1" w:sz="8" w:space="0"/>
-            <w:right w:val="single" w:color="4F81BD" w:themeColor="accent1" w:sz="8" w:space="0"/>
-            <w:insideH w:val="single" w:color="4F81BD" w:themeColor="accent1" w:sz="8" w:space="0"/>
-            <w:insideV w:val="single" w:color="4F81BD" w:themeColor="accent1" w:sz="8" w:space="0"/>
-          </w:tblBorders>
           <w:tblCellMar>
             <w:top w:w="0" w:type="dxa"/>
             <w:left w:w="108" w:type="dxa"/>
